--- a/DAW2/C.NUBE/UD2/Actividad3/Actividad 3.docx
+++ b/DAW2/C.NUBE/UD2/Actividad3/Actividad 3.docx
@@ -2,6 +2,8 @@
 <file path=word/document.xml><?xml version="1.0" encoding="utf-8"?>
 <w:document xmlns:wpc="http://schemas.microsoft.com/office/word/2010/wordprocessingCanvas" xmlns:cx="http://schemas.microsoft.com/office/drawing/2014/chartex" xmlns:mc="http://schemas.openxmlformats.org/markup-compatibility/2006" xmlns:o="urn:schemas-microsoft-com:office:office" xmlns:r="http://schemas.openxmlformats.org/officeDocument/2006/relationships" xmlns:m="http://schemas.openxmlformats.org/officeDocument/2006/math" xmlns:v="urn:schemas-microsoft-com:vml" xmlns:wp14="http://schemas.microsoft.com/office/word/2010/wordprocessingDrawing" xmlns:wp="http://schemas.openxmlformats.org/drawingml/2006/wordprocessingDrawing" xmlns:w10="urn:schemas-microsoft-com:office:word" xmlns:w="http://schemas.openxmlformats.org/wordprocessingml/2006/main" xmlns:w14="http://schemas.microsoft.com/office/word/2010/wordml" xmlns:w15="http://schemas.microsoft.com/office/word/2012/wordml" xmlns:w16se="http://schemas.microsoft.com/office/word/2015/wordml/symex" xmlns:wpg="http://schemas.microsoft.com/office/word/2010/wordprocessingGroup" xmlns:wpi="http://schemas.microsoft.com/office/word/2010/wordprocessingInk" xmlns:wne="http://schemas.microsoft.com/office/word/2006/wordml" xmlns:wps="http://schemas.microsoft.com/office/word/2010/wordprocessingShape" mc:Ignorable="w14 w15 w16se wp14">
   <w:body>
+    <w:bookmarkStart w:id="0" w:name="_GoBack" w:displacedByCustomXml="next"/>
+    <w:bookmarkEnd w:id="0" w:displacedByCustomXml="next"/>
     <w:sdt>
       <w:sdtPr>
         <w:id w:val="-29962012"/>
@@ -95,8 +97,16 @@
                                       <w:rPr>
                                         <w:color w:val="44546A" w:themeColor="text2"/>
                                       </w:rPr>
-                                      <w:t>Pavel Miron</w:t>
+                                      <w:t xml:space="preserve">Pavel </w:t>
                                     </w:r>
+                                    <w:proofErr w:type="spellStart"/>
+                                    <w:r>
+                                      <w:rPr>
+                                        <w:color w:val="44546A" w:themeColor="text2"/>
+                                      </w:rPr>
+                                      <w:t>Miron</w:t>
+                                    </w:r>
+                                    <w:proofErr w:type="spellEnd"/>
                                   </w:sdtContent>
                                 </w:sdt>
                               </w:p>
@@ -152,8 +162,16 @@
                                 <w:rPr>
                                   <w:color w:val="44546A" w:themeColor="text2"/>
                                 </w:rPr>
-                                <w:t>Pavel Miron</w:t>
+                                <w:t xml:space="preserve">Pavel </w:t>
                               </w:r>
+                              <w:proofErr w:type="spellStart"/>
+                              <w:r>
+                                <w:rPr>
+                                  <w:color w:val="44546A" w:themeColor="text2"/>
+                                </w:rPr>
+                                <w:t>Miron</w:t>
+                              </w:r>
+                              <w:proofErr w:type="spellEnd"/>
                             </w:sdtContent>
                           </w:sdt>
                         </w:p>
@@ -962,7 +980,7 @@
                 <w:noProof/>
                 <w:webHidden/>
               </w:rPr>
-              <w:t>3</w:t>
+              <w:t>4</w:t>
             </w:r>
             <w:r>
               <w:rPr>
@@ -1048,7 +1066,7 @@
                 <w:noProof/>
                 <w:webHidden/>
               </w:rPr>
-              <w:t>4</w:t>
+              <w:t>5</w:t>
             </w:r>
             <w:r>
               <w:rPr>
@@ -1134,7 +1152,7 @@
                 <w:noProof/>
                 <w:webHidden/>
               </w:rPr>
-              <w:t>5</w:t>
+              <w:t>7</w:t>
             </w:r>
             <w:r>
               <w:rPr>
@@ -1180,19 +1198,43 @@
           <w:numId w:val="13"/>
         </w:numPr>
       </w:pPr>
-      <w:bookmarkStart w:id="0" w:name="_Toc213171810"/>
+      <w:bookmarkStart w:id="1" w:name="_Toc213171810"/>
       <w:r>
         <w:lastRenderedPageBreak/>
         <w:t>El funcionamiento de tu contenedor, especialmente los ficheros utilizados</w:t>
       </w:r>
-      <w:bookmarkEnd w:id="0"/>
+      <w:bookmarkEnd w:id="1"/>
       <w:r>
         <w:t xml:space="preserve"> </w:t>
       </w:r>
     </w:p>
     <w:p>
       <w:r>
-        <w:t>Accedemos a la pagina web de docker donde nos bajamos la instalación para nuestro dekstop.</w:t>
+        <w:t xml:space="preserve">Accedemos a la </w:t>
+      </w:r>
+      <w:proofErr w:type="spellStart"/>
+      <w:r>
+        <w:t>pagina</w:t>
+      </w:r>
+      <w:proofErr w:type="spellEnd"/>
+      <w:r>
+        <w:t xml:space="preserve"> web de </w:t>
+      </w:r>
+      <w:proofErr w:type="spellStart"/>
+      <w:r>
+        <w:t>docker</w:t>
+      </w:r>
+      <w:proofErr w:type="spellEnd"/>
+      <w:r>
+        <w:t xml:space="preserve"> donde nos bajamos la instalación para nuestro </w:t>
+      </w:r>
+      <w:proofErr w:type="spellStart"/>
+      <w:r>
+        <w:t>dekstop</w:t>
+      </w:r>
+      <w:proofErr w:type="spellEnd"/>
+      <w:r>
+        <w:t>.</w:t>
       </w:r>
     </w:p>
     <w:p>
@@ -1346,6 +1388,10 @@
         </mc:AlternateContent>
       </w:r>
       <w:r>
+        <w:rPr>
+          <w:noProof/>
+          <w:lang w:eastAsia="es-ES"/>
+        </w:rPr>
         <w:drawing>
           <wp:inline distT="0" distB="0" distL="0" distR="0" wp14:anchorId="2A52A3AD" wp14:editId="3F5DF884">
             <wp:extent cx="5400040" cy="3677920"/>
@@ -1385,11 +1431,39 @@
     </w:p>
     <w:p>
       <w:r>
-        <w:t>Al inicio de instalar el Docker habilitamos el WSL2 y continuamos la instalación. Cunado finaliza la instalación nos va a pedir reiniciar la maquina. Y al final se puede abrir la el DOCKER.</w:t>
+        <w:t xml:space="preserve">Al inicio de instalar el </w:t>
+      </w:r>
+      <w:proofErr w:type="spellStart"/>
+      <w:r>
+        <w:t>Docker</w:t>
+      </w:r>
+      <w:proofErr w:type="spellEnd"/>
+      <w:r>
+        <w:t xml:space="preserve"> habilitamos el WSL2 y continuamos la instalación. </w:t>
+      </w:r>
+      <w:proofErr w:type="spellStart"/>
+      <w:r>
+        <w:t>Cunado</w:t>
+      </w:r>
+      <w:proofErr w:type="spellEnd"/>
+      <w:r>
+        <w:t xml:space="preserve"> finaliza la instalación nos va a pedir reiniciar la </w:t>
+      </w:r>
+      <w:proofErr w:type="spellStart"/>
+      <w:r>
+        <w:t>maquina</w:t>
+      </w:r>
+      <w:proofErr w:type="spellEnd"/>
+      <w:r>
+        <w:t>. Y al final se puede abrir la el DOCKER.</w:t>
       </w:r>
     </w:p>
     <w:p>
       <w:r>
+        <w:rPr>
+          <w:noProof/>
+          <w:lang w:eastAsia="es-ES"/>
+        </w:rPr>
         <w:drawing>
           <wp:anchor distT="0" distB="0" distL="114300" distR="114300" simplePos="0" relativeHeight="251667456" behindDoc="1" locked="0" layoutInCell="1" allowOverlap="1" wp14:anchorId="1313C389" wp14:editId="7841219A">
             <wp:simplePos x="0" y="0"/>
@@ -1449,10 +1523,26 @@
         </w:drawing>
       </w:r>
       <w:r>
-        <w:t xml:space="preserve">En PowerShell comprobamos la versión </w:t>
-      </w:r>
-      <w:r>
-        <w:t>y si lo encuentra en nuestra maquina.</w:t>
+        <w:t xml:space="preserve">En </w:t>
+      </w:r>
+      <w:proofErr w:type="spellStart"/>
+      <w:r>
+        <w:t>PowerShell</w:t>
+      </w:r>
+      <w:proofErr w:type="spellEnd"/>
+      <w:r>
+        <w:t xml:space="preserve"> comprobamos la versión </w:t>
+      </w:r>
+      <w:r>
+        <w:t xml:space="preserve">y si lo encuentra en nuestra </w:t>
+      </w:r>
+      <w:proofErr w:type="spellStart"/>
+      <w:r>
+        <w:t>maquina</w:t>
+      </w:r>
+      <w:proofErr w:type="spellEnd"/>
+      <w:r>
+        <w:t>.</w:t>
       </w:r>
     </w:p>
     <w:p/>
@@ -1463,11 +1553,47 @@
     </w:p>
     <w:p>
       <w:r>
-        <w:t>Creamos la carpeta “mi-nginx” en “Program Files” y dentro crear una pagina sencilla con HTML y CSS y después arrancarle desde PowerShell.</w:t>
+        <w:t>Creamos la carpeta “mi-</w:t>
+      </w:r>
+      <w:proofErr w:type="spellStart"/>
+      <w:r>
+        <w:t>nginx</w:t>
+      </w:r>
+      <w:proofErr w:type="spellEnd"/>
+      <w:r>
+        <w:t>” en “</w:t>
+      </w:r>
+      <w:proofErr w:type="spellStart"/>
+      <w:r>
+        <w:t>Program</w:t>
+      </w:r>
+      <w:proofErr w:type="spellEnd"/>
+      <w:r>
+        <w:t xml:space="preserve"> Files” y dentro crear una </w:t>
+      </w:r>
+      <w:proofErr w:type="spellStart"/>
+      <w:r>
+        <w:t>pagina</w:t>
+      </w:r>
+      <w:proofErr w:type="spellEnd"/>
+      <w:r>
+        <w:t xml:space="preserve"> sencilla con HTML y CSS y después arrancarle desde </w:t>
+      </w:r>
+      <w:proofErr w:type="spellStart"/>
+      <w:r>
+        <w:t>PowerShell</w:t>
+      </w:r>
+      <w:proofErr w:type="spellEnd"/>
+      <w:r>
+        <w:t>.</w:t>
       </w:r>
     </w:p>
     <w:p>
       <w:r>
+        <w:rPr>
+          <w:noProof/>
+          <w:lang w:eastAsia="es-ES"/>
+        </w:rPr>
         <w:lastRenderedPageBreak/>
         <w:drawing>
           <wp:anchor distT="0" distB="0" distL="114300" distR="114300" simplePos="0" relativeHeight="251681792" behindDoc="1" locked="0" layoutInCell="1" allowOverlap="1" wp14:anchorId="23C05A3B" wp14:editId="25523C50">
@@ -1528,6 +1654,10 @@
         </w:drawing>
       </w:r>
       <w:r>
+        <w:rPr>
+          <w:noProof/>
+          <w:lang w:eastAsia="es-ES"/>
+        </w:rPr>
         <w:drawing>
           <wp:anchor distT="0" distB="0" distL="114300" distR="114300" simplePos="0" relativeHeight="251668480" behindDoc="1" locked="0" layoutInCell="1" allowOverlap="1" wp14:anchorId="6A9EE3D3" wp14:editId="6C96F3E9">
             <wp:simplePos x="0" y="0"/>
@@ -1592,24 +1722,169 @@
           </wp:anchor>
         </w:drawing>
       </w:r>
-      <w:r>
-        <w:t xml:space="preserve">Aqui podemos ver el html y css, una pagina simple, están situados en la carpeta “mi-nginx”. Ahora </w:t>
-      </w:r>
-      <w:r>
-        <w:t>arrancamos por PowerShell el comando</w:t>
+      <w:proofErr w:type="spellStart"/>
+      <w:r>
+        <w:t>Aqui</w:t>
+      </w:r>
+      <w:proofErr w:type="spellEnd"/>
+      <w:r>
+        <w:t xml:space="preserve"> podemos ver el </w:t>
+      </w:r>
+      <w:proofErr w:type="spellStart"/>
+      <w:r>
+        <w:t>html</w:t>
+      </w:r>
+      <w:proofErr w:type="spellEnd"/>
+      <w:r>
+        <w:t xml:space="preserve"> y </w:t>
+      </w:r>
+      <w:proofErr w:type="spellStart"/>
+      <w:r>
+        <w:t>css</w:t>
+      </w:r>
+      <w:proofErr w:type="spellEnd"/>
+      <w:r>
+        <w:t xml:space="preserve">, una </w:t>
+      </w:r>
+      <w:proofErr w:type="spellStart"/>
+      <w:r>
+        <w:t>pagina</w:t>
+      </w:r>
+      <w:proofErr w:type="spellEnd"/>
+      <w:r>
+        <w:t xml:space="preserve"> simple, están situados en la carpeta “mi-</w:t>
+      </w:r>
+      <w:proofErr w:type="spellStart"/>
+      <w:r>
+        <w:t>nginx</w:t>
+      </w:r>
+      <w:proofErr w:type="spellEnd"/>
+      <w:r>
+        <w:t xml:space="preserve">”. Ahora </w:t>
+      </w:r>
+      <w:r>
+        <w:t xml:space="preserve">arrancamos por </w:t>
+      </w:r>
+      <w:proofErr w:type="spellStart"/>
+      <w:r>
+        <w:t>PowerShell</w:t>
+      </w:r>
+      <w:proofErr w:type="spellEnd"/>
+      <w:r>
+        <w:t xml:space="preserve"> el comando</w:t>
       </w:r>
       <w:r>
         <w:t xml:space="preserve"> ( </w:t>
       </w:r>
+      <w:proofErr w:type="spellStart"/>
       <w:r>
         <w:rPr>
           <w:b/>
         </w:rPr>
-        <w:t>docker run --name mi-nginx -v ${PWD}\index.html:/usr/share/nginx/html/index.html:ro -p 8080:80 -d ngin</w:t>
+        <w:t>docker</w:t>
+      </w:r>
+      <w:proofErr w:type="spellEnd"/>
+      <w:r>
+        <w:rPr>
+          <w:b/>
+        </w:rPr>
+        <w:t xml:space="preserve"> run --</w:t>
+      </w:r>
+      <w:proofErr w:type="spellStart"/>
+      <w:r>
+        <w:rPr>
+          <w:b/>
+        </w:rPr>
+        <w:t>name</w:t>
+      </w:r>
+      <w:proofErr w:type="spellEnd"/>
+      <w:r>
+        <w:rPr>
+          <w:b/>
+        </w:rPr>
+        <w:t xml:space="preserve"> mi-</w:t>
+      </w:r>
+      <w:proofErr w:type="spellStart"/>
+      <w:r>
+        <w:rPr>
+          <w:b/>
+        </w:rPr>
+        <w:t>nginx</w:t>
+      </w:r>
+      <w:proofErr w:type="spellEnd"/>
+      <w:r>
+        <w:rPr>
+          <w:b/>
+        </w:rPr>
+        <w:t xml:space="preserve"> -v ${PWD}\index.html:/</w:t>
+      </w:r>
+      <w:proofErr w:type="spellStart"/>
+      <w:r>
+        <w:rPr>
+          <w:b/>
+        </w:rPr>
+        <w:t>usr</w:t>
+      </w:r>
+      <w:proofErr w:type="spellEnd"/>
+      <w:r>
+        <w:rPr>
+          <w:b/>
+        </w:rPr>
+        <w:t>/share/</w:t>
+      </w:r>
+      <w:proofErr w:type="spellStart"/>
+      <w:r>
+        <w:rPr>
+          <w:b/>
+        </w:rPr>
+        <w:t>nginx</w:t>
+      </w:r>
+      <w:proofErr w:type="spellEnd"/>
+      <w:r>
+        <w:rPr>
+          <w:b/>
+        </w:rPr>
+        <w:t>/</w:t>
+      </w:r>
+      <w:proofErr w:type="spellStart"/>
+      <w:r>
+        <w:rPr>
+          <w:b/>
+        </w:rPr>
+        <w:t>html</w:t>
+      </w:r>
+      <w:proofErr w:type="spellEnd"/>
+      <w:r>
+        <w:rPr>
+          <w:b/>
+        </w:rPr>
+        <w:t>/</w:t>
+      </w:r>
+      <w:proofErr w:type="spellStart"/>
+      <w:r>
+        <w:rPr>
+          <w:b/>
+        </w:rPr>
+        <w:t>index.html:ro</w:t>
+      </w:r>
+      <w:proofErr w:type="spellEnd"/>
+      <w:r>
+        <w:rPr>
+          <w:b/>
+        </w:rPr>
+        <w:t xml:space="preserve"> -p 8080:80 -d </w:t>
+      </w:r>
+      <w:proofErr w:type="spellStart"/>
+      <w:r>
+        <w:rPr>
+          <w:b/>
+        </w:rPr>
+        <w:t>ngin</w:t>
       </w:r>
       <w:r>
         <w:t>x</w:t>
       </w:r>
+      <w:proofErr w:type="spellEnd"/>
       <w:r>
         <w:t xml:space="preserve"> )</w:t>
       </w:r>
@@ -1633,18 +1908,22 @@
           <w:numId w:val="13"/>
         </w:numPr>
       </w:pPr>
-      <w:bookmarkStart w:id="1" w:name="_Toc213171811"/>
+      <w:bookmarkStart w:id="2" w:name="_Toc213171811"/>
       <w:r>
         <w:lastRenderedPageBreak/>
         <w:t>El despliegue de tu web en el contenedor</w:t>
       </w:r>
-      <w:bookmarkEnd w:id="1"/>
+      <w:bookmarkEnd w:id="2"/>
       <w:r>
         <w:t xml:space="preserve"> </w:t>
       </w:r>
     </w:p>
     <w:p>
       <w:r>
+        <w:rPr>
+          <w:noProof/>
+          <w:lang w:eastAsia="es-ES"/>
+        </w:rPr>
         <w:drawing>
           <wp:anchor distT="0" distB="0" distL="114300" distR="114300" simplePos="0" relativeHeight="251669504" behindDoc="1" locked="0" layoutInCell="1" allowOverlap="1" wp14:anchorId="27BFE858" wp14:editId="08414D9E">
             <wp:simplePos x="0" y="0"/>
@@ -1712,7 +1991,15 @@
     </w:p>
     <w:p>
       <w:r>
-        <w:t>Esta es la pagina si abrimos el “index.html”</w:t>
+        <w:t xml:space="preserve">Esta es la </w:t>
+      </w:r>
+      <w:proofErr w:type="spellStart"/>
+      <w:r>
+        <w:t>pagina</w:t>
+      </w:r>
+      <w:proofErr w:type="spellEnd"/>
+      <w:r>
+        <w:t xml:space="preserve"> si abrimos el “index.html”</w:t>
       </w:r>
     </w:p>
     <w:p>
@@ -1733,6 +2020,10 @@
     <w:p/>
     <w:p>
       <w:r>
+        <w:rPr>
+          <w:noProof/>
+          <w:lang w:eastAsia="es-ES"/>
+        </w:rPr>
         <w:drawing>
           <wp:anchor distT="0" distB="0" distL="114300" distR="114300" simplePos="0" relativeHeight="251671552" behindDoc="1" locked="0" layoutInCell="1" allowOverlap="1" wp14:anchorId="6F99E256" wp14:editId="7D8CE7F0">
             <wp:simplePos x="0" y="0"/>
@@ -1792,10 +2083,58 @@
         </w:drawing>
       </w:r>
       <w:r>
-        <w:t>Y esta es después de arrancar el docker por powershell y acceder a localhost.</w:t>
-      </w:r>
-      <w:r>
-        <w:t xml:space="preserve"> (No se porque no hay css)</w:t>
+        <w:t xml:space="preserve">Y esta es después de arrancar el </w:t>
+      </w:r>
+      <w:proofErr w:type="spellStart"/>
+      <w:r>
+        <w:t>docker</w:t>
+      </w:r>
+      <w:proofErr w:type="spellEnd"/>
+      <w:r>
+        <w:t xml:space="preserve"> por </w:t>
+      </w:r>
+      <w:proofErr w:type="spellStart"/>
+      <w:r>
+        <w:t>powershell</w:t>
+      </w:r>
+      <w:proofErr w:type="spellEnd"/>
+      <w:r>
+        <w:t xml:space="preserve"> y acceder a </w:t>
+      </w:r>
+      <w:proofErr w:type="spellStart"/>
+      <w:r>
+        <w:t>localhost</w:t>
+      </w:r>
+      <w:proofErr w:type="spellEnd"/>
+      <w:r>
+        <w:t>.</w:t>
+      </w:r>
+      <w:r>
+        <w:t xml:space="preserve"> (No </w:t>
+      </w:r>
+      <w:proofErr w:type="spellStart"/>
+      <w:r>
+        <w:t>se</w:t>
+      </w:r>
+      <w:proofErr w:type="spellEnd"/>
+      <w:r>
+        <w:t xml:space="preserve"> </w:t>
+      </w:r>
+      <w:proofErr w:type="spellStart"/>
+      <w:r>
+        <w:t>porque</w:t>
+      </w:r>
+      <w:proofErr w:type="spellEnd"/>
+      <w:r>
+        <w:t xml:space="preserve"> no hay </w:t>
+      </w:r>
+      <w:proofErr w:type="spellStart"/>
+      <w:r>
+        <w:t>css</w:t>
+      </w:r>
+      <w:proofErr w:type="spellEnd"/>
+      <w:r>
+        <w:t>)</w:t>
       </w:r>
     </w:p>
     <w:p/>
@@ -1811,15 +2150,19 @@
           <w:numId w:val="13"/>
         </w:numPr>
       </w:pPr>
-      <w:bookmarkStart w:id="2" w:name="_Toc213171812"/>
+      <w:bookmarkStart w:id="3" w:name="_Toc213171812"/>
       <w:r>
         <w:lastRenderedPageBreak/>
         <w:t>Las tareas solicitadas y su correcto funcionamiento</w:t>
       </w:r>
-      <w:bookmarkEnd w:id="2"/>
+      <w:bookmarkEnd w:id="3"/>
     </w:p>
     <w:p>
       <w:r>
+        <w:rPr>
+          <w:noProof/>
+          <w:lang w:eastAsia="es-ES"/>
+        </w:rPr>
         <w:drawing>
           <wp:anchor distT="0" distB="0" distL="114300" distR="114300" simplePos="0" relativeHeight="251670528" behindDoc="1" locked="0" layoutInCell="1" allowOverlap="1" wp14:anchorId="70490149" wp14:editId="3BC34508">
             <wp:simplePos x="0" y="0"/>
@@ -1887,7 +2230,47 @@
     </w:p>
     <w:p>
       <w:r>
-        <w:t>Al abrir el docker nos sale un error, se puede resolver, poner el comando que nos da el docker en powershell, y nos va a descargar “WSL” -&gt; Windows Subsystem for Linux.</w:t>
+        <w:t xml:space="preserve">Al abrir el </w:t>
+      </w:r>
+      <w:proofErr w:type="spellStart"/>
+      <w:r>
+        <w:t>docker</w:t>
+      </w:r>
+      <w:proofErr w:type="spellEnd"/>
+      <w:r>
+        <w:t xml:space="preserve"> nos sale un error, se puede resolver, poner el comando que nos da el </w:t>
+      </w:r>
+      <w:proofErr w:type="spellStart"/>
+      <w:r>
+        <w:t>docker</w:t>
+      </w:r>
+      <w:proofErr w:type="spellEnd"/>
+      <w:r>
+        <w:t xml:space="preserve"> en </w:t>
+      </w:r>
+      <w:proofErr w:type="spellStart"/>
+      <w:r>
+        <w:t>powershell</w:t>
+      </w:r>
+      <w:proofErr w:type="spellEnd"/>
+      <w:r>
+        <w:t xml:space="preserve">, y nos va a descargar “WSL” -&gt; Windows </w:t>
+      </w:r>
+      <w:proofErr w:type="spellStart"/>
+      <w:r>
+        <w:t>Subsystem</w:t>
+      </w:r>
+      <w:proofErr w:type="spellEnd"/>
+      <w:r>
+        <w:t xml:space="preserve"> </w:t>
+      </w:r>
+      <w:proofErr w:type="spellStart"/>
+      <w:r>
+        <w:t>for</w:t>
+      </w:r>
+      <w:proofErr w:type="spellEnd"/>
+      <w:r>
+        <w:t xml:space="preserve"> Linux.</w:t>
       </w:r>
     </w:p>
     <w:p/>
@@ -1895,7 +2278,15 @@
     <w:p/>
     <w:p>
       <w:r>
-        <w:t>Cunado arrancamos la primera vez el docker ya podemos ver nuestro contenedor</w:t>
+        <w:t xml:space="preserve">Cunado arrancamos la primera vez el </w:t>
+      </w:r>
+      <w:proofErr w:type="spellStart"/>
+      <w:r>
+        <w:t>docker</w:t>
+      </w:r>
+      <w:proofErr w:type="spellEnd"/>
+      <w:r>
+        <w:t xml:space="preserve"> ya podemos ver nuestro contenedor</w:t>
       </w:r>
       <w:r>
         <w:t>.</w:t>
@@ -1906,7 +2297,15 @@
         <w:t>Para parrar el contenedor podemos ver los “tres puntos” donde tenemos el botón parar “Pause” para el contenedor.</w:t>
       </w:r>
       <w:r>
-        <w:t xml:space="preserve"> El punto verde nos dice que el contenedor esta activo.</w:t>
+        <w:t xml:space="preserve"> El punto verde nos dice que el contenedor </w:t>
+      </w:r>
+      <w:proofErr w:type="spellStart"/>
+      <w:r>
+        <w:t>esta</w:t>
+      </w:r>
+      <w:proofErr w:type="spellEnd"/>
+      <w:r>
+        <w:t xml:space="preserve"> activo.</w:t>
       </w:r>
     </w:p>
     <w:p>
@@ -2126,6 +2525,10 @@
         </mc:AlternateContent>
       </w:r>
       <w:r>
+        <w:rPr>
+          <w:noProof/>
+          <w:lang w:eastAsia="es-ES"/>
+        </w:rPr>
         <w:drawing>
           <wp:inline distT="0" distB="0" distL="0" distR="0" wp14:anchorId="7585811F" wp14:editId="3ADDB043">
             <wp:extent cx="5400040" cy="2674620"/>
@@ -2311,6 +2714,10 @@
         </mc:AlternateContent>
       </w:r>
       <w:r>
+        <w:rPr>
+          <w:noProof/>
+          <w:lang w:eastAsia="es-ES"/>
+        </w:rPr>
         <w:drawing>
           <wp:inline distT="0" distB="0" distL="0" distR="0" wp14:anchorId="33701FF7" wp14:editId="31CF0D3C">
             <wp:extent cx="5400040" cy="208915"/>
@@ -2350,6 +2757,10 @@
     </w:p>
     <w:p>
       <w:r>
+        <w:rPr>
+          <w:noProof/>
+          <w:lang w:eastAsia="es-ES"/>
+        </w:rPr>
         <w:drawing>
           <wp:anchor distT="0" distB="0" distL="114300" distR="114300" simplePos="0" relativeHeight="251674624" behindDoc="1" locked="0" layoutInCell="1" allowOverlap="1">
             <wp:simplePos x="0" y="0"/>
@@ -2409,7 +2820,23 @@
         </w:drawing>
       </w:r>
       <w:r>
-        <w:t>Si lo paramos en docker el contenedor se pone en gris, y además si reiniciamos la pagina no va a cargar.</w:t>
+        <w:t xml:space="preserve">Si lo paramos en </w:t>
+      </w:r>
+      <w:proofErr w:type="spellStart"/>
+      <w:r>
+        <w:t>docker</w:t>
+      </w:r>
+      <w:proofErr w:type="spellEnd"/>
+      <w:r>
+        <w:t xml:space="preserve"> el contenedor se pone en gris, y además si reiniciamos la </w:t>
+      </w:r>
+      <w:proofErr w:type="spellStart"/>
+      <w:r>
+        <w:t>pagina</w:t>
+      </w:r>
+      <w:proofErr w:type="spellEnd"/>
+      <w:r>
+        <w:t xml:space="preserve"> no va a cargar.</w:t>
       </w:r>
     </w:p>
     <w:p/>
@@ -2569,6 +2996,10 @@
         </mc:AlternateContent>
       </w:r>
       <w:r>
+        <w:rPr>
+          <w:noProof/>
+          <w:lang w:eastAsia="es-ES"/>
+        </w:rPr>
         <w:drawing>
           <wp:inline distT="0" distB="0" distL="0" distR="0" wp14:anchorId="65106BC2" wp14:editId="4202DD86">
             <wp:extent cx="5400040" cy="2674620"/>
@@ -2679,11 +3110,31 @@
         </mc:AlternateContent>
       </w:r>
       <w:r>
-        <w:t>Para ver los logs hay que pinchar directamente en el nombre del contenedor y nos abre los logs.</w:t>
+        <w:t xml:space="preserve">Para ver los </w:t>
+      </w:r>
+      <w:proofErr w:type="spellStart"/>
+      <w:r>
+        <w:t>logs</w:t>
+      </w:r>
+      <w:proofErr w:type="spellEnd"/>
+      <w:r>
+        <w:t xml:space="preserve"> hay que pinchar directamente en el nombre del contenedor y nos abre los </w:t>
+      </w:r>
+      <w:proofErr w:type="spellStart"/>
+      <w:r>
+        <w:t>logs</w:t>
+      </w:r>
+      <w:proofErr w:type="spellEnd"/>
+      <w:r>
+        <w:t>.</w:t>
       </w:r>
     </w:p>
     <w:p>
       <w:r>
+        <w:rPr>
+          <w:noProof/>
+          <w:lang w:eastAsia="es-ES"/>
+        </w:rPr>
         <w:drawing>
           <wp:inline distT="0" distB="0" distL="0" distR="0" wp14:anchorId="786931E8" wp14:editId="4EDE9F9F">
             <wp:extent cx="5400040" cy="220980"/>
@@ -2879,6 +3330,10 @@
         </mc:AlternateContent>
       </w:r>
       <w:r>
+        <w:rPr>
+          <w:noProof/>
+          <w:lang w:eastAsia="es-ES"/>
+        </w:rPr>
         <w:drawing>
           <wp:inline distT="0" distB="0" distL="0" distR="0" wp14:anchorId="4F53D890" wp14:editId="1B856633">
             <wp:extent cx="5400040" cy="2872105"/>
@@ -3077,6 +3532,10 @@
         </mc:AlternateContent>
       </w:r>
       <w:r>
+        <w:rPr>
+          <w:noProof/>
+          <w:lang w:eastAsia="es-ES"/>
+        </w:rPr>
         <w:drawing>
           <wp:inline distT="0" distB="0" distL="0" distR="0" wp14:anchorId="55EB7D1B" wp14:editId="11CC692E">
             <wp:extent cx="5400040" cy="1588135"/>
@@ -3116,11 +3575,31 @@
     </w:p>
     <w:p>
       <w:r>
-        <w:t>“Delete forever”</w:t>
+        <w:t>“</w:t>
+      </w:r>
+      <w:proofErr w:type="spellStart"/>
+      <w:r>
+        <w:t>Delete</w:t>
+      </w:r>
+      <w:proofErr w:type="spellEnd"/>
+      <w:r>
+        <w:t xml:space="preserve"> </w:t>
+      </w:r>
+      <w:proofErr w:type="spellStart"/>
+      <w:r>
+        <w:t>forever</w:t>
+      </w:r>
+      <w:proofErr w:type="spellEnd"/>
+      <w:r>
+        <w:t>”</w:t>
       </w:r>
     </w:p>
     <w:p>
       <w:r>
+        <w:rPr>
+          <w:noProof/>
+          <w:lang w:eastAsia="es-ES"/>
+        </w:rPr>
         <w:drawing>
           <wp:inline distT="0" distB="0" distL="0" distR="0" wp14:anchorId="79DF57EA" wp14:editId="18E99866">
             <wp:extent cx="5400040" cy="2060575"/>
@@ -3160,10 +3639,16 @@
     </w:p>
     <w:p>
       <w:r>
-        <w:t>No tenemos el contendor mas.</w:t>
-      </w:r>
-      <w:bookmarkStart w:id="3" w:name="_GoBack"/>
-      <w:bookmarkEnd w:id="3"/>
+        <w:t xml:space="preserve">No tenemos el contendor </w:t>
+      </w:r>
+      <w:proofErr w:type="spellStart"/>
+      <w:r>
+        <w:t>mas</w:t>
+      </w:r>
+      <w:proofErr w:type="spellEnd"/>
+      <w:r>
+        <w:t>.</w:t>
+      </w:r>
     </w:p>
     <w:p>
       <w:pPr>
@@ -3175,45 +3660,449 @@
       </w:pPr>
       <w:bookmarkStart w:id="4" w:name="_Toc213171813"/>
       <w:r>
-        <w:t>P</w:t>
-      </w:r>
-      <w:r>
-        <w:t>reguntas</w:t>
+        <w:t>Preguntas</w:t>
       </w:r>
       <w:bookmarkEnd w:id="4"/>
     </w:p>
     <w:p>
       <w:pPr>
         <w:pStyle w:val="Prrafodelista"/>
-      </w:pPr>
-      <w:r>
-        <w:t xml:space="preserve">a. ¿Qué es Nginx? ¿Qué ventajas aporta sobre otras soluciones similares ya trabajadas en clase? </w:t>
+        <w:numPr>
+          <w:ilvl w:val="0"/>
+          <w:numId w:val="16"/>
+        </w:numPr>
+      </w:pPr>
+      <w:r>
+        <w:t xml:space="preserve">¿Qué es </w:t>
+      </w:r>
+      <w:proofErr w:type="spellStart"/>
+      <w:r>
+        <w:t>Nginx</w:t>
+      </w:r>
+      <w:proofErr w:type="spellEnd"/>
+      <w:r>
+        <w:t xml:space="preserve">? ¿Qué ventajas aporta sobre otras soluciones similares ya trabajadas en clase? </w:t>
       </w:r>
     </w:p>
     <w:p>
-      <w:pPr>
-        <w:pStyle w:val="Prrafodelista"/>
-      </w:pPr>
+      <w:proofErr w:type="spellStart"/>
+      <w:r>
+        <w:t>Nginx</w:t>
+      </w:r>
+      <w:proofErr w:type="spellEnd"/>
+      <w:r>
+        <w:t xml:space="preserve"> es un servidor web muy rápido y ligero que también puede funcionar como </w:t>
+      </w:r>
+      <w:r>
+        <w:t>intermediario entre el usuario y los servidores</w:t>
+      </w:r>
+      <w:r>
+        <w:t xml:space="preserve"> o </w:t>
+      </w:r>
+      <w:r>
+        <w:t>un repartidor del tráfico entre varios servidores</w:t>
+      </w:r>
+      <w:r>
+        <w:t xml:space="preserve">. Me gusta porque </w:t>
+      </w:r>
+      <w:r>
+        <w:rPr>
+          <w:rStyle w:val="Textoennegrita"/>
+        </w:rPr>
+        <w:t>usa pocos recursos y maneja muchas conexiones a la vez mejor que Apache</w:t>
+      </w:r>
+      <w:r>
+        <w:t xml:space="preserve"> u otros servidores.</w:t>
+      </w:r>
     </w:p>
     <w:p>
       <w:pPr>
         <w:pStyle w:val="Prrafodelista"/>
       </w:pPr>
-      <w:r>
-        <w:t xml:space="preserve">b. “Disecciona” la instrucción proporcionada anteriormente para lanzar el contenedor. ¿Qué utilidad tiene cada parte de la instrucción? </w:t>
-      </w:r>
     </w:p>
     <w:p>
-      <w:pPr>
-        <w:pStyle w:val="Prrafodelista"/>
-      </w:pPr>
+      <w:r>
+        <w:br w:type="page"/>
+      </w:r>
     </w:p>
     <w:p>
       <w:pPr>
         <w:pStyle w:val="Prrafodelista"/>
-      </w:pPr>
-      <w:r>
-        <w:t>c. ¿Has tenido que instalar Nginx en tu equipo para usar el contenedor? ¿Puedes explicar este principio de funcionamiento de Docker?</w:t>
+        <w:numPr>
+          <w:ilvl w:val="0"/>
+          <w:numId w:val="16"/>
+        </w:numPr>
+      </w:pPr>
+      <w:r>
+        <w:lastRenderedPageBreak/>
+        <w:t xml:space="preserve">“Disecciona” la instrucción proporcionada anteriormente para lanzar el contenedor. ¿Qué utilidad tiene cada parte de la instrucción? </w:t>
+      </w:r>
+    </w:p>
+    <w:p>
+      <w:proofErr w:type="spellStart"/>
+      <w:r>
+        <w:rPr>
+          <w:b/>
+        </w:rPr>
+        <w:t>docker</w:t>
+      </w:r>
+      <w:proofErr w:type="spellEnd"/>
+      <w:r>
+        <w:rPr>
+          <w:b/>
+        </w:rPr>
+        <w:t xml:space="preserve"> run --</w:t>
+      </w:r>
+      <w:proofErr w:type="spellStart"/>
+      <w:r>
+        <w:rPr>
+          <w:b/>
+        </w:rPr>
+        <w:t>name</w:t>
+      </w:r>
+      <w:proofErr w:type="spellEnd"/>
+      <w:r>
+        <w:rPr>
+          <w:b/>
+        </w:rPr>
+        <w:t xml:space="preserve"> mi-</w:t>
+      </w:r>
+      <w:proofErr w:type="spellStart"/>
+      <w:r>
+        <w:rPr>
+          <w:b/>
+        </w:rPr>
+        <w:t>nginx</w:t>
+      </w:r>
+      <w:proofErr w:type="spellEnd"/>
+      <w:r>
+        <w:rPr>
+          <w:b/>
+        </w:rPr>
+        <w:t xml:space="preserve"> -v ${PWD}\index.html:/</w:t>
+      </w:r>
+      <w:proofErr w:type="spellStart"/>
+      <w:r>
+        <w:rPr>
+          <w:b/>
+        </w:rPr>
+        <w:t>usr</w:t>
+      </w:r>
+      <w:proofErr w:type="spellEnd"/>
+      <w:r>
+        <w:rPr>
+          <w:b/>
+        </w:rPr>
+        <w:t>/sh</w:t>
+      </w:r>
+      <w:r>
+        <w:rPr>
+          <w:b/>
+        </w:rPr>
+        <w:t>are/</w:t>
+      </w:r>
+      <w:proofErr w:type="spellStart"/>
+      <w:r>
+        <w:rPr>
+          <w:b/>
+        </w:rPr>
+        <w:t>nginx</w:t>
+      </w:r>
+      <w:proofErr w:type="spellEnd"/>
+      <w:r>
+        <w:rPr>
+          <w:b/>
+        </w:rPr>
+        <w:t>/</w:t>
+      </w:r>
+      <w:proofErr w:type="spellStart"/>
+      <w:r>
+        <w:rPr>
+          <w:b/>
+        </w:rPr>
+        <w:t>html</w:t>
+      </w:r>
+      <w:proofErr w:type="spellEnd"/>
+      <w:r>
+        <w:rPr>
+          <w:b/>
+        </w:rPr>
+        <w:t>/</w:t>
+      </w:r>
+      <w:proofErr w:type="spellStart"/>
+      <w:r>
+        <w:rPr>
+          <w:b/>
+        </w:rPr>
+        <w:t>index.html:ro</w:t>
+      </w:r>
+      <w:proofErr w:type="spellEnd"/>
+      <w:r>
+        <w:rPr>
+          <w:b/>
+        </w:rPr>
+        <w:t xml:space="preserve"> –p </w:t>
+      </w:r>
+      <w:r>
+        <w:rPr>
+          <w:b/>
+        </w:rPr>
+        <w:t xml:space="preserve">8080:80 -d </w:t>
+      </w:r>
+      <w:proofErr w:type="spellStart"/>
+      <w:r>
+        <w:rPr>
+          <w:b/>
+        </w:rPr>
+        <w:t>nginx</w:t>
+      </w:r>
+      <w:proofErr w:type="spellEnd"/>
+    </w:p>
+    <w:p/>
+    <w:p>
+      <w:proofErr w:type="spellStart"/>
+      <w:r>
+        <w:t>docker</w:t>
+      </w:r>
+      <w:proofErr w:type="spellEnd"/>
+      <w:r>
+        <w:t xml:space="preserve"> run</w:t>
+      </w:r>
+      <w:r>
+        <w:t xml:space="preserve"> -</w:t>
+      </w:r>
+      <w:proofErr w:type="gramStart"/>
+      <w:r>
+        <w:t>&gt;</w:t>
+      </w:r>
+      <w:r>
+        <w:t xml:space="preserve">  crea</w:t>
+      </w:r>
+      <w:proofErr w:type="gramEnd"/>
+      <w:r>
+        <w:t xml:space="preserve"> y ejecuta un contenedor nuevo.</w:t>
+      </w:r>
+    </w:p>
+    <w:p>
+      <w:r>
+        <w:t>--</w:t>
+      </w:r>
+      <w:proofErr w:type="spellStart"/>
+      <w:r>
+        <w:t>name</w:t>
+      </w:r>
+      <w:proofErr w:type="spellEnd"/>
+      <w:r>
+        <w:t xml:space="preserve"> mi-</w:t>
+      </w:r>
+      <w:proofErr w:type="spellStart"/>
+      <w:r>
+        <w:t>nginx</w:t>
+      </w:r>
+      <w:proofErr w:type="spellEnd"/>
+      <w:r>
+        <w:t xml:space="preserve"> -</w:t>
+      </w:r>
+      <w:proofErr w:type="gramStart"/>
+      <w:r>
+        <w:t>&gt;</w:t>
+      </w:r>
+      <w:r>
+        <w:t xml:space="preserve">  le</w:t>
+      </w:r>
+      <w:proofErr w:type="gramEnd"/>
+      <w:r>
+        <w:t xml:space="preserve"> pone un nombre al contenedor.</w:t>
+      </w:r>
+    </w:p>
+    <w:p>
+      <w:r>
+        <w:t>-v ${PWD}\index.html:/</w:t>
+      </w:r>
+      <w:proofErr w:type="spellStart"/>
+      <w:r>
+        <w:t>usr</w:t>
+      </w:r>
+      <w:proofErr w:type="spellEnd"/>
+      <w:r>
+        <w:t>/share/</w:t>
+      </w:r>
+      <w:proofErr w:type="spellStart"/>
+      <w:r>
+        <w:t>nginx</w:t>
+      </w:r>
+      <w:proofErr w:type="spellEnd"/>
+      <w:r>
+        <w:t>/</w:t>
+      </w:r>
+      <w:proofErr w:type="spellStart"/>
+      <w:r>
+        <w:t>html</w:t>
+      </w:r>
+      <w:proofErr w:type="spellEnd"/>
+      <w:r>
+        <w:t>/</w:t>
+      </w:r>
+      <w:proofErr w:type="spellStart"/>
+      <w:r>
+        <w:t>index.html:ro</w:t>
+      </w:r>
+      <w:proofErr w:type="spellEnd"/>
+      <w:r>
+        <w:t xml:space="preserve"> -&gt;</w:t>
+      </w:r>
+      <w:r>
+        <w:t xml:space="preserve"> </w:t>
+      </w:r>
+      <w:r>
+        <w:t xml:space="preserve"> </w:t>
+      </w:r>
+      <w:r>
+        <w:t xml:space="preserve"> conecta mi archivo index.html (el que tengo en mi carpeta actual) con el archivo index.html dentro del contenedor.</w:t>
+      </w:r>
+    </w:p>
+    <w:p>
+      <w:proofErr w:type="gramStart"/>
+      <w:r>
+        <w:t xml:space="preserve">ro </w:t>
+      </w:r>
+      <w:r>
+        <w:t xml:space="preserve"> -</w:t>
+      </w:r>
+      <w:proofErr w:type="gramEnd"/>
+      <w:r>
+        <w:t>&gt;</w:t>
+      </w:r>
+      <w:r>
+        <w:t xml:space="preserve"> </w:t>
+      </w:r>
+      <w:r>
+        <w:t xml:space="preserve"> </w:t>
+      </w:r>
+      <w:r>
+        <w:t>significa solo lectura, o sea, el contenedor puede leer el archivo pero no modificarlo.</w:t>
+      </w:r>
+    </w:p>
+    <w:p>
+      <w:r>
+        <w:t>-p 8080:80</w:t>
+      </w:r>
+      <w:r>
+        <w:t xml:space="preserve"> -&gt;</w:t>
+      </w:r>
+      <w:r>
+        <w:t xml:space="preserve"> </w:t>
+      </w:r>
+      <w:r>
+        <w:t xml:space="preserve"> </w:t>
+      </w:r>
+      <w:r>
+        <w:t xml:space="preserve"> abre el puerto 8080 en mi PC para acceder al puerto 80 del contenedor (donde </w:t>
+      </w:r>
+      <w:proofErr w:type="spellStart"/>
+      <w:r>
+        <w:t>Nginx</w:t>
+      </w:r>
+      <w:proofErr w:type="spellEnd"/>
+      <w:r>
+        <w:t xml:space="preserve"> sirve la web).</w:t>
+      </w:r>
+    </w:p>
+    <w:p>
+      <w:r>
+        <w:t>-d</w:t>
+      </w:r>
+      <w:r>
+        <w:t xml:space="preserve">: </w:t>
+      </w:r>
+      <w:r>
+        <w:t>lo ejecuta en segundo plano.</w:t>
+      </w:r>
+    </w:p>
+    <w:p>
+      <w:proofErr w:type="spellStart"/>
+      <w:r>
+        <w:t>Nginx</w:t>
+      </w:r>
+      <w:proofErr w:type="spellEnd"/>
+      <w:r>
+        <w:t xml:space="preserve"> -&gt;</w:t>
+      </w:r>
+      <w:r>
+        <w:t xml:space="preserve"> es la imagen que </w:t>
+      </w:r>
+      <w:proofErr w:type="spellStart"/>
+      <w:r>
+        <w:t>Docker</w:t>
+      </w:r>
+      <w:proofErr w:type="spellEnd"/>
+      <w:r>
+        <w:t xml:space="preserve"> usa para crear el contenedor.</w:t>
+      </w:r>
+    </w:p>
+    <w:p>
+      <w:pPr>
+        <w:ind w:left="720"/>
+      </w:pPr>
+    </w:p>
+    <w:p>
+      <w:pPr>
+        <w:pStyle w:val="Prrafodelista"/>
+      </w:pPr>
+    </w:p>
+    <w:p>
+      <w:pPr>
+        <w:pStyle w:val="Prrafodelista"/>
+        <w:numPr>
+          <w:ilvl w:val="0"/>
+          <w:numId w:val="16"/>
+        </w:numPr>
+      </w:pPr>
+      <w:r>
+        <w:t xml:space="preserve">¿Has tenido que instalar </w:t>
+      </w:r>
+      <w:proofErr w:type="spellStart"/>
+      <w:r>
+        <w:t>Nginx</w:t>
+      </w:r>
+      <w:proofErr w:type="spellEnd"/>
+      <w:r>
+        <w:t xml:space="preserve"> en tu equipo para usar el contenedor? ¿Puedes explicar este principio de funcionamiento de </w:t>
+      </w:r>
+      <w:proofErr w:type="spellStart"/>
+      <w:r>
+        <w:t>Docker</w:t>
+      </w:r>
+      <w:proofErr w:type="spellEnd"/>
+      <w:r>
+        <w:t>?</w:t>
+      </w:r>
+    </w:p>
+    <w:p>
+      <w:r>
+        <w:rPr>
+          <w:rStyle w:val="Textoennegrita"/>
+        </w:rPr>
+        <w:t>No lo instalé en mi equipo</w:t>
+      </w:r>
+      <w:r>
+        <w:t xml:space="preserve">. </w:t>
+      </w:r>
+      <w:proofErr w:type="spellStart"/>
+      <w:r>
+        <w:t>Docker</w:t>
+      </w:r>
+      <w:proofErr w:type="spellEnd"/>
+      <w:r>
+        <w:t xml:space="preserve"> descarga la imagen de </w:t>
+      </w:r>
+      <w:proofErr w:type="spellStart"/>
+      <w:r>
+        <w:t>Nginx</w:t>
+      </w:r>
+      <w:proofErr w:type="spellEnd"/>
+      <w:r>
+        <w:t xml:space="preserve"> y la ejecuta dentro de un contenedor con todo lo necesario, sin interactuar con mi sistema.</w:t>
       </w:r>
     </w:p>
     <w:sectPr>
@@ -4034,6 +4923,95 @@
     </w:lvl>
   </w:abstractNum>
   <w:abstractNum w:abstractNumId="7" w15:restartNumberingAfterBreak="0">
+    <w:nsid w:val="38294699"/>
+    <w:multiLevelType w:val="hybridMultilevel"/>
+    <w:tmpl w:val="54EEA414"/>
+    <w:lvl w:ilvl="0" w:tplc="F35A7F76">
+      <w:start w:val="1"/>
+      <w:numFmt w:val="lowerLetter"/>
+      <w:lvlText w:val="%1."/>
+      <w:lvlJc w:val="left"/>
+      <w:pPr>
+        <w:ind w:left="1080" w:hanging="360"/>
+      </w:pPr>
+      <w:rPr>
+        <w:rFonts w:hint="default"/>
+      </w:rPr>
+    </w:lvl>
+    <w:lvl w:ilvl="1" w:tplc="0C0A0019" w:tentative="1">
+      <w:start w:val="1"/>
+      <w:numFmt w:val="lowerLetter"/>
+      <w:lvlText w:val="%2."/>
+      <w:lvlJc w:val="left"/>
+      <w:pPr>
+        <w:ind w:left="1800" w:hanging="360"/>
+      </w:pPr>
+    </w:lvl>
+    <w:lvl w:ilvl="2" w:tplc="0C0A001B" w:tentative="1">
+      <w:start w:val="1"/>
+      <w:numFmt w:val="lowerRoman"/>
+      <w:lvlText w:val="%3."/>
+      <w:lvlJc w:val="right"/>
+      <w:pPr>
+        <w:ind w:left="2520" w:hanging="180"/>
+      </w:pPr>
+    </w:lvl>
+    <w:lvl w:ilvl="3" w:tplc="0C0A000F" w:tentative="1">
+      <w:start w:val="1"/>
+      <w:numFmt w:val="decimal"/>
+      <w:lvlText w:val="%4."/>
+      <w:lvlJc w:val="left"/>
+      <w:pPr>
+        <w:ind w:left="3240" w:hanging="360"/>
+      </w:pPr>
+    </w:lvl>
+    <w:lvl w:ilvl="4" w:tplc="0C0A0019" w:tentative="1">
+      <w:start w:val="1"/>
+      <w:numFmt w:val="lowerLetter"/>
+      <w:lvlText w:val="%5."/>
+      <w:lvlJc w:val="left"/>
+      <w:pPr>
+        <w:ind w:left="3960" w:hanging="360"/>
+      </w:pPr>
+    </w:lvl>
+    <w:lvl w:ilvl="5" w:tplc="0C0A001B" w:tentative="1">
+      <w:start w:val="1"/>
+      <w:numFmt w:val="lowerRoman"/>
+      <w:lvlText w:val="%6."/>
+      <w:lvlJc w:val="right"/>
+      <w:pPr>
+        <w:ind w:left="4680" w:hanging="180"/>
+      </w:pPr>
+    </w:lvl>
+    <w:lvl w:ilvl="6" w:tplc="0C0A000F" w:tentative="1">
+      <w:start w:val="1"/>
+      <w:numFmt w:val="decimal"/>
+      <w:lvlText w:val="%7."/>
+      <w:lvlJc w:val="left"/>
+      <w:pPr>
+        <w:ind w:left="5400" w:hanging="360"/>
+      </w:pPr>
+    </w:lvl>
+    <w:lvl w:ilvl="7" w:tplc="0C0A0019" w:tentative="1">
+      <w:start w:val="1"/>
+      <w:numFmt w:val="lowerLetter"/>
+      <w:lvlText w:val="%8."/>
+      <w:lvlJc w:val="left"/>
+      <w:pPr>
+        <w:ind w:left="6120" w:hanging="360"/>
+      </w:pPr>
+    </w:lvl>
+    <w:lvl w:ilvl="8" w:tplc="0C0A001B" w:tentative="1">
+      <w:start w:val="1"/>
+      <w:numFmt w:val="lowerRoman"/>
+      <w:lvlText w:val="%9."/>
+      <w:lvlJc w:val="right"/>
+      <w:pPr>
+        <w:ind w:left="6840" w:hanging="180"/>
+      </w:pPr>
+    </w:lvl>
+  </w:abstractNum>
+  <w:abstractNum w:abstractNumId="8" w15:restartNumberingAfterBreak="0">
     <w:nsid w:val="393F77E1"/>
     <w:multiLevelType w:val="hybridMultilevel"/>
     <w:tmpl w:val="C87E2F30"/>
@@ -4119,7 +5097,7 @@
       </w:pPr>
     </w:lvl>
   </w:abstractNum>
-  <w:abstractNum w:abstractNumId="8" w15:restartNumberingAfterBreak="0">
+  <w:abstractNum w:abstractNumId="9" w15:restartNumberingAfterBreak="0">
     <w:nsid w:val="48B75090"/>
     <w:multiLevelType w:val="hybridMultilevel"/>
     <w:tmpl w:val="D8F83186"/>
@@ -4208,7 +5186,7 @@
       </w:pPr>
     </w:lvl>
   </w:abstractNum>
-  <w:abstractNum w:abstractNumId="9" w15:restartNumberingAfterBreak="0">
+  <w:abstractNum w:abstractNumId="10" w15:restartNumberingAfterBreak="0">
     <w:nsid w:val="638E7AF3"/>
     <w:multiLevelType w:val="hybridMultilevel"/>
     <w:tmpl w:val="D8F83186"/>
@@ -4297,7 +5275,156 @@
       </w:pPr>
     </w:lvl>
   </w:abstractNum>
-  <w:abstractNum w:abstractNumId="10" w15:restartNumberingAfterBreak="0">
+  <w:abstractNum w:abstractNumId="11" w15:restartNumberingAfterBreak="0">
+    <w:nsid w:val="63DA71E2"/>
+    <w:multiLevelType w:val="multilevel"/>
+    <w:tmpl w:val="6518B5CA"/>
+    <w:lvl w:ilvl="0">
+      <w:start w:val="1"/>
+      <w:numFmt w:val="bullet"/>
+      <w:lvlText w:val=""/>
+      <w:lvlJc w:val="left"/>
+      <w:pPr>
+        <w:tabs>
+          <w:tab w:val="num" w:pos="720"/>
+        </w:tabs>
+        <w:ind w:left="720" w:hanging="360"/>
+      </w:pPr>
+      <w:rPr>
+        <w:rFonts w:ascii="Symbol" w:hAnsi="Symbol" w:hint="default"/>
+        <w:sz w:val="20"/>
+      </w:rPr>
+    </w:lvl>
+    <w:lvl w:ilvl="1" w:tentative="1">
+      <w:start w:val="1"/>
+      <w:numFmt w:val="bullet"/>
+      <w:lvlText w:val="o"/>
+      <w:lvlJc w:val="left"/>
+      <w:pPr>
+        <w:tabs>
+          <w:tab w:val="num" w:pos="1440"/>
+        </w:tabs>
+        <w:ind w:left="1440" w:hanging="360"/>
+      </w:pPr>
+      <w:rPr>
+        <w:rFonts w:ascii="Courier New" w:hAnsi="Courier New" w:hint="default"/>
+        <w:sz w:val="20"/>
+      </w:rPr>
+    </w:lvl>
+    <w:lvl w:ilvl="2" w:tentative="1">
+      <w:start w:val="1"/>
+      <w:numFmt w:val="bullet"/>
+      <w:lvlText w:val=""/>
+      <w:lvlJc w:val="left"/>
+      <w:pPr>
+        <w:tabs>
+          <w:tab w:val="num" w:pos="2160"/>
+        </w:tabs>
+        <w:ind w:left="2160" w:hanging="360"/>
+      </w:pPr>
+      <w:rPr>
+        <w:rFonts w:ascii="Wingdings" w:hAnsi="Wingdings" w:hint="default"/>
+        <w:sz w:val="20"/>
+      </w:rPr>
+    </w:lvl>
+    <w:lvl w:ilvl="3" w:tentative="1">
+      <w:start w:val="1"/>
+      <w:numFmt w:val="bullet"/>
+      <w:lvlText w:val=""/>
+      <w:lvlJc w:val="left"/>
+      <w:pPr>
+        <w:tabs>
+          <w:tab w:val="num" w:pos="2880"/>
+        </w:tabs>
+        <w:ind w:left="2880" w:hanging="360"/>
+      </w:pPr>
+      <w:rPr>
+        <w:rFonts w:ascii="Wingdings" w:hAnsi="Wingdings" w:hint="default"/>
+        <w:sz w:val="20"/>
+      </w:rPr>
+    </w:lvl>
+    <w:lvl w:ilvl="4" w:tentative="1">
+      <w:start w:val="1"/>
+      <w:numFmt w:val="bullet"/>
+      <w:lvlText w:val=""/>
+      <w:lvlJc w:val="left"/>
+      <w:pPr>
+        <w:tabs>
+          <w:tab w:val="num" w:pos="3600"/>
+        </w:tabs>
+        <w:ind w:left="3600" w:hanging="360"/>
+      </w:pPr>
+      <w:rPr>
+        <w:rFonts w:ascii="Wingdings" w:hAnsi="Wingdings" w:hint="default"/>
+        <w:sz w:val="20"/>
+      </w:rPr>
+    </w:lvl>
+    <w:lvl w:ilvl="5" w:tentative="1">
+      <w:start w:val="1"/>
+      <w:numFmt w:val="bullet"/>
+      <w:lvlText w:val=""/>
+      <w:lvlJc w:val="left"/>
+      <w:pPr>
+        <w:tabs>
+          <w:tab w:val="num" w:pos="4320"/>
+        </w:tabs>
+        <w:ind w:left="4320" w:hanging="360"/>
+      </w:pPr>
+      <w:rPr>
+        <w:rFonts w:ascii="Wingdings" w:hAnsi="Wingdings" w:hint="default"/>
+        <w:sz w:val="20"/>
+      </w:rPr>
+    </w:lvl>
+    <w:lvl w:ilvl="6" w:tentative="1">
+      <w:start w:val="1"/>
+      <w:numFmt w:val="bullet"/>
+      <w:lvlText w:val=""/>
+      <w:lvlJc w:val="left"/>
+      <w:pPr>
+        <w:tabs>
+          <w:tab w:val="num" w:pos="5040"/>
+        </w:tabs>
+        <w:ind w:left="5040" w:hanging="360"/>
+      </w:pPr>
+      <w:rPr>
+        <w:rFonts w:ascii="Wingdings" w:hAnsi="Wingdings" w:hint="default"/>
+        <w:sz w:val="20"/>
+      </w:rPr>
+    </w:lvl>
+    <w:lvl w:ilvl="7" w:tentative="1">
+      <w:start w:val="1"/>
+      <w:numFmt w:val="bullet"/>
+      <w:lvlText w:val=""/>
+      <w:lvlJc w:val="left"/>
+      <w:pPr>
+        <w:tabs>
+          <w:tab w:val="num" w:pos="5760"/>
+        </w:tabs>
+        <w:ind w:left="5760" w:hanging="360"/>
+      </w:pPr>
+      <w:rPr>
+        <w:rFonts w:ascii="Wingdings" w:hAnsi="Wingdings" w:hint="default"/>
+        <w:sz w:val="20"/>
+      </w:rPr>
+    </w:lvl>
+    <w:lvl w:ilvl="8" w:tentative="1">
+      <w:start w:val="1"/>
+      <w:numFmt w:val="bullet"/>
+      <w:lvlText w:val=""/>
+      <w:lvlJc w:val="left"/>
+      <w:pPr>
+        <w:tabs>
+          <w:tab w:val="num" w:pos="6480"/>
+        </w:tabs>
+        <w:ind w:left="6480" w:hanging="360"/>
+      </w:pPr>
+      <w:rPr>
+        <w:rFonts w:ascii="Wingdings" w:hAnsi="Wingdings" w:hint="default"/>
+        <w:sz w:val="20"/>
+      </w:rPr>
+    </w:lvl>
+  </w:abstractNum>
+  <w:abstractNum w:abstractNumId="12" w15:restartNumberingAfterBreak="0">
     <w:nsid w:val="69077862"/>
     <w:multiLevelType w:val="hybridMultilevel"/>
     <w:tmpl w:val="C87E2F30"/>
@@ -4383,7 +5510,7 @@
       </w:pPr>
     </w:lvl>
   </w:abstractNum>
-  <w:abstractNum w:abstractNumId="11" w15:restartNumberingAfterBreak="0">
+  <w:abstractNum w:abstractNumId="13" w15:restartNumberingAfterBreak="0">
     <w:nsid w:val="6EB021F3"/>
     <w:multiLevelType w:val="hybridMultilevel"/>
     <w:tmpl w:val="A186129A"/>
@@ -4472,7 +5599,7 @@
       </w:pPr>
     </w:lvl>
   </w:abstractNum>
-  <w:abstractNum w:abstractNumId="12" w15:restartNumberingAfterBreak="0">
+  <w:abstractNum w:abstractNumId="14" w15:restartNumberingAfterBreak="0">
     <w:nsid w:val="723C48E1"/>
     <w:multiLevelType w:val="hybridMultilevel"/>
     <w:tmpl w:val="E77E8F78"/>
@@ -4561,7 +5688,7 @@
       </w:pPr>
     </w:lvl>
   </w:abstractNum>
-  <w:abstractNum w:abstractNumId="13" w15:restartNumberingAfterBreak="0">
+  <w:abstractNum w:abstractNumId="15" w15:restartNumberingAfterBreak="0">
     <w:nsid w:val="752B3161"/>
     <w:multiLevelType w:val="hybridMultilevel"/>
     <w:tmpl w:val="15A47F20"/>
@@ -4674,7 +5801,7 @@
       </w:rPr>
     </w:lvl>
   </w:abstractNum>
-  <w:abstractNum w:abstractNumId="14" w15:restartNumberingAfterBreak="0">
+  <w:abstractNum w:abstractNumId="16" w15:restartNumberingAfterBreak="0">
     <w:nsid w:val="7A567FE3"/>
     <w:multiLevelType w:val="hybridMultilevel"/>
     <w:tmpl w:val="D8F83186"/>
@@ -4767,13 +5894,13 @@
     <w:abstractNumId w:val="0"/>
   </w:num>
   <w:num w:numId="2">
-    <w:abstractNumId w:val="13"/>
+    <w:abstractNumId w:val="15"/>
   </w:num>
   <w:num w:numId="3">
     <w:abstractNumId w:val="3"/>
   </w:num>
   <w:num w:numId="4">
-    <w:abstractNumId w:val="7"/>
+    <w:abstractNumId w:val="8"/>
   </w:num>
   <w:num w:numId="5">
     <w:abstractNumId w:val="6"/>
@@ -4782,7 +5909,7 @@
     <w:abstractNumId w:val="2"/>
   </w:num>
   <w:num w:numId="7">
-    <w:abstractNumId w:val="10"/>
+    <w:abstractNumId w:val="12"/>
   </w:num>
   <w:num w:numId="8">
     <w:abstractNumId w:val="4"/>
@@ -4791,22 +5918,28 @@
     <w:abstractNumId w:val="1"/>
   </w:num>
   <w:num w:numId="10">
-    <w:abstractNumId w:val="12"/>
+    <w:abstractNumId w:val="14"/>
   </w:num>
   <w:num w:numId="11">
-    <w:abstractNumId w:val="11"/>
+    <w:abstractNumId w:val="13"/>
   </w:num>
   <w:num w:numId="12">
     <w:abstractNumId w:val="5"/>
   </w:num>
   <w:num w:numId="13">
-    <w:abstractNumId w:val="8"/>
+    <w:abstractNumId w:val="9"/>
   </w:num>
   <w:num w:numId="14">
-    <w:abstractNumId w:val="9"/>
+    <w:abstractNumId w:val="10"/>
   </w:num>
   <w:num w:numId="15">
-    <w:abstractNumId w:val="14"/>
+    <w:abstractNumId w:val="16"/>
+  </w:num>
+  <w:num w:numId="16">
+    <w:abstractNumId w:val="7"/>
+  </w:num>
+  <w:num w:numId="17">
+    <w:abstractNumId w:val="11"/>
   </w:num>
 </w:numbering>
 </file>
@@ -5514,6 +6647,30 @@
       <w:szCs w:val="18"/>
     </w:rPr>
   </w:style>
+  <w:style w:type="character" w:styleId="CdigoHTML">
+    <w:name w:val="HTML Code"/>
+    <w:basedOn w:val="Fuentedeprrafopredeter"/>
+    <w:uiPriority w:val="99"/>
+    <w:semiHidden/>
+    <w:unhideWhenUsed/>
+    <w:rsid w:val="0020320A"/>
+    <w:rPr>
+      <w:rFonts w:ascii="Courier New" w:eastAsia="Times New Roman" w:hAnsi="Courier New" w:cs="Courier New"/>
+      <w:sz w:val="20"/>
+      <w:szCs w:val="20"/>
+    </w:rPr>
+  </w:style>
+  <w:style w:type="character" w:styleId="nfasis">
+    <w:name w:val="Emphasis"/>
+    <w:basedOn w:val="Fuentedeprrafopredeter"/>
+    <w:uiPriority w:val="20"/>
+    <w:qFormat/>
+    <w:rsid w:val="00D843FD"/>
+    <w:rPr>
+      <w:i/>
+      <w:iCs/>
+    </w:rPr>
+  </w:style>
 </w:styles>
 </file>
 
@@ -5783,7 +6940,7 @@
 </file>
 
 <file path=customXml/itemProps1.xml><?xml version="1.0" encoding="utf-8"?>
-<ds:datastoreItem xmlns:ds="http://schemas.openxmlformats.org/officeDocument/2006/customXml" ds:itemID="{CD2BE2DE-92E4-40D9-B2EF-4ADA68C4A4B9}">
+<ds:datastoreItem xmlns:ds="http://schemas.openxmlformats.org/officeDocument/2006/customXml" ds:itemID="{3EC7DF7F-8AB2-4621-B641-A64A9AE43E3B}">
   <ds:schemaRefs>
     <ds:schemaRef ds:uri="http://schemas.openxmlformats.org/officeDocument/2006/bibliography"/>
   </ds:schemaRefs>
